--- a/word_reports/LP_0180_위치_338_Janis Joplin_Janis Joplin.docx
+++ b/word_reports/LP_0180_위치_338_Janis Joplin_Janis Joplin.docx
@@ -4,7 +4,7 @@
   <w:body>
     <w:p>
       <w:pPr>
-        <w:spacing w:after="280"/>
+        <w:spacing w:after="80"/>
       </w:pPr>
       <w:r>
         <w:rPr w:rFonts="맑은 고딕">
@@ -13,94 +13,47 @@
           <w:color w:val="1E3A8A"/>
           <w:sz w:val="30"/>
         </w:rPr>
-        <w:t>[338] Janis Joplin - Janis Joplin's Greatest Hits</w:t>
+        <w:t>Janis Joplin (재니스 조플린) - Janis Joplin's Greatest Hits</w:t>
       </w:r>
     </w:p>
     <w:p>
       <w:pPr>
-        <w:spacing w:after="320"/>
+        <w:spacing w:after="240"/>
       </w:pPr>
       <w:r>
         <w:rPr w:rFonts="맑은 고딕">
           <w:rFonts w:ascii="맑은 고딕" w:hAnsi="맑은 고딕" w:eastAsia="맑은 고딕"/>
           <w:b/>
-          <w:sz w:val="20"/>
+          <w:color w:val="4B5563"/>
+          <w:sz w:val="22"/>
         </w:rPr>
-        <w:t>■ 위치 : 338</w:t>
-        <w:br/>
-      </w:r>
-      <w:r>
-        <w:rPr w:rFonts="맑은 고딕">
-          <w:rFonts w:ascii="맑은 고딕" w:hAnsi="맑은 고딕" w:eastAsia="맑은 고딕"/>
-          <w:b/>
-          <w:sz w:val="20"/>
-        </w:rPr>
-        <w:t>■ 아티스트 : Janis Joplin</w:t>
-        <w:br/>
-      </w:r>
-      <w:r>
-        <w:rPr w:rFonts="맑은 고딕">
-          <w:rFonts w:ascii="맑은 고딕" w:hAnsi="맑은 고딕" w:eastAsia="맑은 고딕"/>
-          <w:b/>
-          <w:sz w:val="20"/>
-        </w:rPr>
-        <w:t>■ 앨범명 : Janis Joplin's Greatest Hits</w:t>
-        <w:br/>
-      </w:r>
-      <w:r>
-        <w:rPr w:rFonts="맑은 고딕">
-          <w:rFonts w:ascii="맑은 고딕" w:hAnsi="맑은 고딕" w:eastAsia="맑은 고딕"/>
-          <w:b w:val="0"/>
-          <w:sz w:val="20"/>
-        </w:rPr>
-        <w:t>■ 음반 레이블 : Columbia Records</w:t>
-        <w:br/>
-      </w:r>
-      <w:r>
-        <w:rPr w:rFonts="맑은 고딕">
-          <w:rFonts w:ascii="맑은 고딕" w:hAnsi="맑은 고딕" w:eastAsia="맑은 고딕"/>
-          <w:b w:val="0"/>
-          <w:sz w:val="20"/>
-        </w:rPr>
-        <w:t>■ 발매년도 : 1973</w:t>
-        <w:br/>
-      </w:r>
-      <w:r>
-        <w:rPr w:rFonts="맑은 고딕">
-          <w:rFonts w:ascii="맑은 고딕" w:hAnsi="맑은 고딕" w:eastAsia="맑은 고딕"/>
-          <w:b w:val="0"/>
-          <w:sz w:val="20"/>
-        </w:rPr>
-        <w:t>■ 장르 : 블루스 록, 사이키델릭 록, 소울</w:t>
-        <w:br/>
-      </w:r>
-      <w:r>
-        <w:rPr w:rFonts="맑은 고딕">
-          <w:rFonts w:ascii="맑은 고딕" w:hAnsi="맑은 고딕" w:eastAsia="맑은 고딕"/>
-          <w:b w:val="0"/>
-          <w:sz w:val="20"/>
-        </w:rPr>
-        <w:t>■ 주요 수록곡 : 1. Piece of My Heart</w:t>
-        <w:br/>
+        <w:t>위치 :  338</w:t>
       </w:r>
     </w:p>
     <w:p>
       <w:pPr>
-        <w:spacing w:after="160"/>
+        <w:spacing w:line="324" w:lineRule="auto" w:before="80" w:after="160"/>
       </w:pPr>
       <w:r>
         <w:rPr w:rFonts="맑은 고딕">
           <w:rFonts w:ascii="맑은 고딕" w:hAnsi="맑은 고딕" w:eastAsia="맑은 고딕"/>
           <w:b/>
           <w:color w:val="1F2937"/>
-          <w:sz w:val="24"/>
+          <w:sz w:val="22"/>
         </w:rPr>
-        <w:t>■ 음반 해설 및 감상 가이드</w:t>
+        <w:t xml:space="preserve">[음반 소개] </w:t>
+      </w:r>
+      <w:r>
+        <w:rPr w:rFonts="맑은 고딕">
+          <w:rFonts w:ascii="맑은 고딕" w:hAnsi="맑은 고딕" w:eastAsia="맑은 고딕"/>
+          <w:b w:val="0"/>
+          <w:sz w:val="21"/>
+        </w:rPr>
       </w:r>
     </w:p>
     <w:p>
       <w:pPr>
-        <w:spacing w:line="312" w:lineRule="auto" w:after="120"/>
+        <w:spacing w:line="324" w:lineRule="auto" w:after="120"/>
       </w:pPr>
       <w:r>
         <w:rPr w:rFonts="맑은 고딕">
@@ -108,51 +61,516 @@
           <w:b w:val="0"/>
           <w:sz w:val="21"/>
         </w:rPr>
-        <w:t>재니스 조플린(Janis Joplin)은 1960년대 히피 문화와 로큰롤 역사의 정점에서 불꽃처럼 살다 간 가장 위대한 여성 록 싱어입니다. 1973년 컬럼비아 레코드를 통해 그녀의 사후에 발매된 본 베스트 음반 [Janis Joplin's Greatest Hits]는 짧지만 강렬했던 그녀의 음악적 여정과 유산을 한데 모은 명반입니다. 이 앨범은 발매 직후 미국 음반 산업 협회(RIAA)로부터 RIAA 다이아몬드(9x 플래티넘) 인증을 받는 등, 대중성과 음악성을 동시에 입증하며 역사상 가장 성공적인 컴필레이션 앨범 중 하나로 기록되었습니다.</w:t>
+        <w:t>록 음악의 거친 파도 속에서 자신의 온 영혼을 불사르며 시대를 노래했던 불멸의 여제, 재니스 조플린의 정수가 이 한 장의 바이닐에 오롯이 응축되어 있습니다. 거친 절규 속에서도 처연하도록 아름다운 슬픔을 길어 올린 그녀의 목소리는 반세기가 지난 오늘날에도 여전히 듣는 이의 심장을 깊게 파고듭니다. Big Brother and the Holding Company 시절부터 사후 발매된 불후의 명반 'Pearl'에 이르기까지, 짧지만 찬란했던 그녀의 생애가 남긴 찬연한 음악적 파편들이 장엄한 파노라마처럼 펼쳐집니다. 이 음반은 단순한 히트곡의 나열을 넘어, 상처 입은 영혼이 토해낸 순수한 예술적 해방의 기록이자 팝 음악사가 바치는 가장 숭고한 헌사입니다.</w:t>
       </w:r>
     </w:p>
     <w:p>
       <w:pPr>
-        <w:spacing w:line="312" w:lineRule="auto" w:after="120"/>
+        <w:spacing w:line="324" w:lineRule="auto" w:before="200" w:after="80"/>
       </w:pPr>
+      <w:r>
+        <w:rPr w:rFonts="맑은 고딕">
+          <w:rFonts w:ascii="맑은 고딕" w:hAnsi="맑은 고딕" w:eastAsia="맑은 고딕"/>
+          <w:b/>
+          <w:color w:val="1E3A8A"/>
+          <w:sz w:val="24"/>
+        </w:rPr>
+        <w:t>1. 음반 데이터</w:t>
+      </w:r>
+    </w:p>
+    <w:p>
+      <w:pPr>
+        <w:spacing w:line="324" w:lineRule="auto" w:after="80"/>
+      </w:pPr>
+      <w:r>
+        <w:rPr w:rFonts="맑은 고딕">
+          <w:rFonts w:ascii="맑은 고딕" w:hAnsi="맑은 고딕" w:eastAsia="맑은 고딕"/>
+          <w:b w:val="0"/>
+          <w:color w:val="6B7280"/>
+          <w:sz w:val="21"/>
+        </w:rPr>
+        <w:t xml:space="preserve">· </w:t>
+      </w:r>
+      <w:r>
+        <w:rPr w:rFonts="맑은 고딕">
+          <w:rFonts w:ascii="맑은 고딕" w:hAnsi="맑은 고딕" w:eastAsia="맑은 고딕"/>
+          <w:b/>
+          <w:color w:val="1F2937"/>
+          <w:sz w:val="21"/>
+        </w:rPr>
+        <w:t xml:space="preserve">앨범명: </w:t>
+      </w:r>
       <w:r>
         <w:rPr w:rFonts="맑은 고딕">
           <w:rFonts w:ascii="맑은 고딕" w:hAnsi="맑은 고딕" w:eastAsia="맑은 고딕"/>
           <w:b w:val="0"/>
           <w:sz w:val="21"/>
         </w:rPr>
-        <w:t>이 음반의 본질은 재니스 조플린 특유의 야성적이고 거친 목소리, 그리고 영혼의 깊은 곳에서 뿜어져 나오는 절규에 있습니다. 그녀는 텍사스 전통 블루스의 정서와 샌프란시스코의 사이키델릭 록을 융합하여 기존 정형화된 가창의 틀을 완벽히 깨부수었습니다. '빅 브라더 앤 더 홀딩 컴퍼니(Big Brother &amp; the Holding Company)' 시절의 대표곡인 "Piece of My Heart"에서는 원초적인 폭발력을, 유작 앨범 [Pearl]에 수록되었던 "Me and Bobby McGee"와 "Cry Baby"에서는 한층 세련되면서도 진한 페이소스가 묻어나는 가창을 선보입니다. 그녀의 목소리는 단순한 노래를 넘어 삶의 고통과 사랑에 대한 갈망을 토해내는 고백과도 같습니다.</w:t>
+        <w:t>Janis Joplin's Greatest Hits</w:t>
       </w:r>
     </w:p>
     <w:p>
       <w:pPr>
-        <w:spacing w:line="312" w:lineRule="auto" w:after="120"/>
+        <w:spacing w:line="324" w:lineRule="auto" w:after="80"/>
       </w:pPr>
+      <w:r>
+        <w:rPr w:rFonts="맑은 고딕">
+          <w:rFonts w:ascii="맑은 고딕" w:hAnsi="맑은 고딕" w:eastAsia="맑은 고딕"/>
+          <w:b w:val="0"/>
+          <w:color w:val="6B7280"/>
+          <w:sz w:val="21"/>
+        </w:rPr>
+        <w:t xml:space="preserve">· </w:t>
+      </w:r>
+      <w:r>
+        <w:rPr w:rFonts="맑은 고딕">
+          <w:rFonts w:ascii="맑은 고딕" w:hAnsi="맑은 고딕" w:eastAsia="맑은 고딕"/>
+          <w:b/>
+          <w:color w:val="1F2937"/>
+          <w:sz w:val="21"/>
+        </w:rPr>
+        <w:t xml:space="preserve">아티스트: </w:t>
+      </w:r>
       <w:r>
         <w:rPr w:rFonts="맑은 고딕">
           <w:rFonts w:ascii="맑은 고딕" w:hAnsi="맑은 고딕" w:eastAsia="맑은 고딕"/>
           <w:b w:val="0"/>
           <w:sz w:val="21"/>
         </w:rPr>
-        <w:t>감상의 포인트는 곡마다 다채롭게 변화하는 조플린의 감정선과 독보적인 해석력에 있습니다. 사후 빌보드 싱글 차트 1위를 기록한 "Me and Bobby McGee"에서는 경쾌한 아쿠스틱 기타 사운드 위로 흐르는 자유로운 영혼의 서사를 느낄 수 있으며, 조지 거슈윈의 클래식을 재해석한 "Summertime"에서는 긴장감 넘치는 사이키델릭 기타 리프와 조플린의 비통한 보컬이 어우러져 극적인 미학을 선사합니다. 또한 "Ball and Chain"에 담긴 라이브의 열기는 아날로그 바이닐 LP가 가진 특유의 따뜻하고 질감 있는 음색을 통해 들었을 때 그 현장감이 비로소 완벽히 살아납니다.</w:t>
+        <w:t>Janis Joplin (재니스 조플린)</w:t>
       </w:r>
     </w:p>
     <w:p>
       <w:pPr>
-        <w:spacing w:line="312" w:lineRule="auto" w:after="120"/>
+        <w:spacing w:line="324" w:lineRule="auto" w:after="80"/>
       </w:pPr>
+      <w:r>
+        <w:rPr w:rFonts="맑은 고딕">
+          <w:rFonts w:ascii="맑은 고딕" w:hAnsi="맑은 고딕" w:eastAsia="맑은 고딕"/>
+          <w:b w:val="0"/>
+          <w:color w:val="6B7280"/>
+          <w:sz w:val="21"/>
+        </w:rPr>
+        <w:t xml:space="preserve">· </w:t>
+      </w:r>
+      <w:r>
+        <w:rPr w:rFonts="맑은 고딕">
+          <w:rFonts w:ascii="맑은 고딕" w:hAnsi="맑은 고딕" w:eastAsia="맑은 고딕"/>
+          <w:b/>
+          <w:color w:val="1F2937"/>
+          <w:sz w:val="21"/>
+        </w:rPr>
+        <w:t xml:space="preserve">발매 정보: </w:t>
+      </w:r>
       <w:r>
         <w:rPr w:rFonts="맑은 고딕">
           <w:rFonts w:ascii="맑은 고딕" w:hAnsi="맑은 고딕" w:eastAsia="맑은 고딕"/>
           <w:b w:val="0"/>
           <w:sz w:val="21"/>
         </w:rPr>
-        <w:t>[Janis Joplin's Greatest Hits]는 단순히 히트곡을 모아놓은 음반을 넘어, 27세의 나이로 요절한 록의 여왕이 세상에 남긴 불멸의 기록입니다. LP 회전판을 따라 흐르는 바늘 끝에서 전해지는 그녀의 거친 숨소리와 음성은 60년대 시대정신과 진정한 블루스 록의 정수를 가장 완벽하게 전달합니다. 록 음악의 역사와 아날로그의 매력을 깊이 이해하고자 하는 음반 수집가에게 절대 빠뜨릴 수 없는 필수 소장반입니다.</w:t>
+        <w:t>1973년 7월 컬럼비아 레코드(Columbia Records)를 통해 발매된 공식 컴필레이션 앨범으로, 조플린의 사후 그녀의 불꽃같던 음악 여정을 기리고 영원히 보존하기 위해 기획된 기념비적 앤솔러지 음반입니다.</w:t>
+      </w:r>
+    </w:p>
+    <w:p>
+      <w:pPr>
+        <w:spacing w:line="324" w:lineRule="auto" w:after="80"/>
+      </w:pPr>
+      <w:r>
+        <w:rPr w:rFonts="맑은 고딕">
+          <w:rFonts w:ascii="맑은 고딕" w:hAnsi="맑은 고딕" w:eastAsia="맑은 고딕"/>
+          <w:b w:val="0"/>
+          <w:color w:val="6B7280"/>
+          <w:sz w:val="21"/>
+        </w:rPr>
+        <w:t xml:space="preserve">· </w:t>
+      </w:r>
+      <w:r>
+        <w:rPr w:rFonts="맑은 고딕">
+          <w:rFonts w:ascii="맑은 고딕" w:hAnsi="맑은 고딕" w:eastAsia="맑은 고딕"/>
+          <w:b/>
+          <w:color w:val="1F2937"/>
+          <w:sz w:val="21"/>
+        </w:rPr>
+        <w:t xml:space="preserve">LP 인기도(판매량): </w:t>
+      </w:r>
+      <w:r>
+        <w:rPr w:rFonts="맑은 고딕">
+          <w:rFonts w:ascii="맑은 고딕" w:hAnsi="맑은 고딕" w:eastAsia="맑은 고딕"/>
+          <w:b w:val="0"/>
+          <w:sz w:val="21"/>
+        </w:rPr>
+        <w:t>발매 직후 빌보드 200 차트 상위권에 안착하여 장기간 스테디셀러로 사랑받았으며, 미국레코드산업협회(RIAA)로부터 8× 플래티넘(800만 장 이상 판매) 인증을 획득하며 대중적 폭발력과 영속적인 생명력을 증명하였습니다.</w:t>
+      </w:r>
+    </w:p>
+    <w:p>
+      <w:pPr>
+        <w:spacing w:line="324" w:lineRule="auto" w:after="80"/>
+      </w:pPr>
+      <w:r>
+        <w:rPr w:rFonts="맑은 고딕">
+          <w:rFonts w:ascii="맑은 고딕" w:hAnsi="맑은 고딕" w:eastAsia="맑은 고딕"/>
+          <w:b w:val="0"/>
+          <w:color w:val="6B7280"/>
+          <w:sz w:val="21"/>
+        </w:rPr>
+        <w:t xml:space="preserve">· </w:t>
+      </w:r>
+      <w:r>
+        <w:rPr w:rFonts="맑은 고딕">
+          <w:rFonts w:ascii="맑은 고딕" w:hAnsi="맑은 고딕" w:eastAsia="맑은 고딕"/>
+          <w:b/>
+          <w:color w:val="1F2937"/>
+          <w:sz w:val="21"/>
+        </w:rPr>
+        <w:t xml:space="preserve">각종 수상경력: </w:t>
+      </w:r>
+      <w:r>
+        <w:rPr w:rFonts="맑은 고딕">
+          <w:rFonts w:ascii="맑은 고딕" w:hAnsi="맑은 고딕" w:eastAsia="맑은 고딕"/>
+          <w:b w:val="0"/>
+          <w:sz w:val="21"/>
+        </w:rPr>
+        <w:t>롤링 스톤 선정 '역사상 가장 위대한 앨범' 계열에 꾸준히 언급되는 기반이 되었으며, 사후 로큰롤 명예의 전당(1995년) 헌액 및 그래미 평생공로상(2005년)으로 이어진 그녀의 전설적 위상을 가장 대중적으로 확인시켜 주는 명반으로 평가받고 있습니다.</w:t>
+      </w:r>
+    </w:p>
+    <w:p>
+      <w:pPr>
+        <w:spacing w:line="324" w:lineRule="auto" w:before="200" w:after="80"/>
+      </w:pPr>
+      <w:r>
+        <w:rPr w:rFonts="맑은 고딕">
+          <w:rFonts w:ascii="맑은 고딕" w:hAnsi="맑은 고딕" w:eastAsia="맑은 고딕"/>
+          <w:b/>
+          <w:color w:val="1E3A8A"/>
+          <w:sz w:val="24"/>
+        </w:rPr>
+        <w:t>2. 아티스트 정보</w:t>
+      </w:r>
+    </w:p>
+    <w:p>
+      <w:pPr>
+        <w:spacing w:line="324" w:lineRule="auto" w:after="80"/>
+      </w:pPr>
+      <w:r>
+        <w:rPr w:rFonts="맑은 고딕">
+          <w:rFonts w:ascii="맑은 고딕" w:hAnsi="맑은 고딕" w:eastAsia="맑은 고딕"/>
+          <w:b w:val="0"/>
+          <w:color w:val="6B7280"/>
+          <w:sz w:val="21"/>
+        </w:rPr>
+        <w:t xml:space="preserve">· </w:t>
+      </w:r>
+      <w:r>
+        <w:rPr w:rFonts="맑은 고딕">
+          <w:rFonts w:ascii="맑은 고딕" w:hAnsi="맑은 고딕" w:eastAsia="맑은 고딕"/>
+          <w:b/>
+          <w:color w:val="1F2937"/>
+          <w:sz w:val="21"/>
+        </w:rPr>
+        <w:t xml:space="preserve">국적: </w:t>
+      </w:r>
+      <w:r>
+        <w:rPr w:rFonts="맑은 고딕">
+          <w:rFonts w:ascii="맑은 고딕" w:hAnsi="맑은 고딕" w:eastAsia="맑은 고딕"/>
+          <w:b w:val="0"/>
+          <w:sz w:val="21"/>
+        </w:rPr>
+        <w:t>미국</w:t>
+      </w:r>
+    </w:p>
+    <w:p>
+      <w:pPr>
+        <w:spacing w:line="324" w:lineRule="auto" w:after="80"/>
+      </w:pPr>
+      <w:r>
+        <w:rPr w:rFonts="맑은 고딕">
+          <w:rFonts w:ascii="맑은 고딕" w:hAnsi="맑은 고딕" w:eastAsia="맑은 고딕"/>
+          <w:b w:val="0"/>
+          <w:color w:val="6B7280"/>
+          <w:sz w:val="21"/>
+        </w:rPr>
+        <w:t xml:space="preserve">· </w:t>
+      </w:r>
+      <w:r>
+        <w:rPr w:rFonts="맑은 고딕">
+          <w:rFonts w:ascii="맑은 고딕" w:hAnsi="맑은 고딕" w:eastAsia="맑은 고딕"/>
+          <w:b/>
+          <w:color w:val="1F2937"/>
+          <w:sz w:val="21"/>
+        </w:rPr>
+        <w:t xml:space="preserve">생몰년도: </w:t>
+      </w:r>
+      <w:r>
+        <w:rPr w:rFonts="맑은 고딕">
+          <w:rFonts w:ascii="맑은 고딕" w:hAnsi="맑은 고딕" w:eastAsia="맑은 고딕"/>
+          <w:b w:val="0"/>
+          <w:sz w:val="21"/>
+        </w:rPr>
+        <w:t>1943년 1월 19일 ~ 1970년 10월 4일</w:t>
+      </w:r>
+    </w:p>
+    <w:p>
+      <w:pPr>
+        <w:spacing w:line="324" w:lineRule="auto" w:after="80"/>
+      </w:pPr>
+      <w:r>
+        <w:rPr w:rFonts="맑은 고딕">
+          <w:rFonts w:ascii="맑은 고딕" w:hAnsi="맑은 고딕" w:eastAsia="맑은 고딕"/>
+          <w:b w:val="0"/>
+          <w:color w:val="6B7280"/>
+          <w:sz w:val="21"/>
+        </w:rPr>
+        <w:t xml:space="preserve">· </w:t>
+      </w:r>
+      <w:r>
+        <w:rPr w:rFonts="맑은 고딕">
+          <w:rFonts w:ascii="맑은 고딕" w:hAnsi="맑은 고딕" w:eastAsia="맑은 고딕"/>
+          <w:b/>
+          <w:color w:val="1F2937"/>
+          <w:sz w:val="21"/>
+        </w:rPr>
+        <w:t xml:space="preserve">그룹 소속: </w:t>
+      </w:r>
+      <w:r>
+        <w:rPr w:rFonts="맑은 고딕">
+          <w:rFonts w:ascii="맑은 고딕" w:hAnsi="맑은 고딕" w:eastAsia="맑은 고딕"/>
+          <w:b w:val="0"/>
+          <w:sz w:val="21"/>
+        </w:rPr>
+        <w:t>솔로 (Big Brother and the Holding Company, Kozmic Blues Band, Full Tilt Boogie Band 리드 보컬)</w:t>
+      </w:r>
+    </w:p>
+    <w:p>
+      <w:pPr>
+        <w:spacing w:line="324" w:lineRule="auto" w:after="80"/>
+      </w:pPr>
+      <w:r>
+        <w:rPr w:rFonts="맑은 고딕">
+          <w:rFonts w:ascii="맑은 고딕" w:hAnsi="맑은 고딕" w:eastAsia="맑은 고딕"/>
+          <w:b w:val="0"/>
+          <w:color w:val="6B7280"/>
+          <w:sz w:val="21"/>
+        </w:rPr>
+        <w:t xml:space="preserve">· </w:t>
+      </w:r>
+      <w:r>
+        <w:rPr w:rFonts="맑은 고딕">
+          <w:rFonts w:ascii="맑은 고딕" w:hAnsi="맑은 고딕" w:eastAsia="맑은 고딕"/>
+          <w:b/>
+          <w:color w:val="1F2937"/>
+          <w:sz w:val="21"/>
+        </w:rPr>
+        <w:t xml:space="preserve">아티스트 소개: </w:t>
+      </w:r>
+      <w:r>
+        <w:rPr w:rFonts="맑은 고딕">
+          <w:rFonts w:ascii="맑은 고딕" w:hAnsi="맑은 고딕" w:eastAsia="맑은 고딕"/>
+          <w:b w:val="0"/>
+          <w:sz w:val="21"/>
+        </w:rPr>
+        <w:t>백인 여성 보컬의 한계를 깨부수고 독보적인 블루스 감성과 폭발적인 샤우팅으로 1960년대 반문화(Counterculture) 운동의 중심에 섰던 전설적인 예술가입니다. 거칠고 쉰 듯한 음색 이면에 자리한 깊은 취약성과 지독한 고독을 가감 없이 음악으로 승화시키며 록 역사상 최초이자 최고의 여성 록스타로 영원히 기억되고 있습니다.</w:t>
+      </w:r>
+    </w:p>
+    <w:p>
+      <w:pPr>
+        <w:spacing w:line="324" w:lineRule="auto" w:before="200" w:after="80"/>
+      </w:pPr>
+      <w:r>
+        <w:rPr w:rFonts="맑은 고딕">
+          <w:rFonts w:ascii="맑은 고딕" w:hAnsi="맑은 고딕" w:eastAsia="맑은 고딕"/>
+          <w:b/>
+          <w:color w:val="1E3A8A"/>
+          <w:sz w:val="24"/>
+        </w:rPr>
+        <w:t>3. 음반 상세 분석</w:t>
+      </w:r>
+    </w:p>
+    <w:p>
+      <w:pPr>
+        <w:spacing w:line="324" w:lineRule="auto" w:after="80"/>
+      </w:pPr>
+      <w:r>
+        <w:rPr w:rFonts="맑은 고딕">
+          <w:rFonts w:ascii="맑은 고딕" w:hAnsi="맑은 고딕" w:eastAsia="맑은 고딕"/>
+          <w:b w:val="0"/>
+          <w:color w:val="6B7280"/>
+          <w:sz w:val="21"/>
+        </w:rPr>
+        <w:t xml:space="preserve">· </w:t>
+      </w:r>
+      <w:r>
+        <w:rPr w:rFonts="맑은 고딕">
+          <w:rFonts w:ascii="맑은 고딕" w:hAnsi="맑은 고딕" w:eastAsia="맑은 고딕"/>
+          <w:b/>
+          <w:color w:val="1F2937"/>
+          <w:sz w:val="21"/>
+        </w:rPr>
+        <w:t xml:space="preserve">역사적 위치: </w:t>
+      </w:r>
+      <w:r>
+        <w:rPr w:rFonts="맑은 고딕">
+          <w:rFonts w:ascii="맑은 고딕" w:hAnsi="맑은 고딕" w:eastAsia="맑은 고딕"/>
+          <w:b w:val="0"/>
+          <w:sz w:val="21"/>
+        </w:rPr>
+        <w:t>블루스와 사이키델릭 록, 소울이 격정적으로 교차하던 1960년대 후반의 정점을 집대성한 음반으로, 재니스 조플린이라는 아티스트가 남긴 음악적 궤적의 완성도를 가장 압축적으로 조망할 수 있는 마스터피스입니다. 스튜디오 레코딩의 정교한 매력과 라이브 트랙의 폭발적인 생명력이 유려하게 엮여 있어 팝 역사상 가장 완성도 높은 베스트 앨범 중 하나로 확고한 의의를 지닙니다.</w:t>
+      </w:r>
+    </w:p>
+    <w:p>
+      <w:pPr>
+        <w:spacing w:line="324" w:lineRule="auto" w:after="80"/>
+      </w:pPr>
+      <w:r>
+        <w:rPr w:rFonts="맑은 고딕">
+          <w:rFonts w:ascii="맑은 고딕" w:hAnsi="맑은 고딕" w:eastAsia="맑은 고딕"/>
+          <w:b w:val="0"/>
+          <w:color w:val="6B7280"/>
+          <w:sz w:val="21"/>
+        </w:rPr>
+        <w:t xml:space="preserve">· </w:t>
+      </w:r>
+      <w:r>
+        <w:rPr w:rFonts="맑은 고딕">
+          <w:rFonts w:ascii="맑은 고딕" w:hAnsi="맑은 고딕" w:eastAsia="맑은 고딕"/>
+          <w:b/>
+          <w:color w:val="1F2937"/>
+          <w:sz w:val="21"/>
+        </w:rPr>
+        <w:t xml:space="preserve">시대의 흔적(스토리텔링): </w:t>
+      </w:r>
+      <w:r>
+        <w:rPr w:rFonts="맑은 고딕">
+          <w:rFonts w:ascii="맑은 고딕" w:hAnsi="맑은 고딕" w:eastAsia="맑은 고딕"/>
+          <w:b w:val="0"/>
+          <w:sz w:val="21"/>
+        </w:rPr>
+        <w:t>사랑과 평화, 자유를 부르짖던 히피 무브먼트의 찬란한 빛과 그 이면에 드리운 청춘들의 방황 및 실존적 고뇌가 고스란히 각인되어 있습니다. 우드스탁 페스티벌의 열기와 샌프란시스코 하이트-애쉬베리의 사이키델릭한 공기를 머금은 이 음반은, 격동의 시대를 온몸으로 버텨내며 노래했던 젊은 날의 순수한 열정과 서글픈 비애를 고스란히 전해줍니다.</w:t>
+      </w:r>
+    </w:p>
+    <w:p>
+      <w:pPr>
+        <w:spacing w:line="324" w:lineRule="auto" w:before="200" w:after="80"/>
+      </w:pPr>
+      <w:r>
+        <w:rPr w:rFonts="맑은 고딕">
+          <w:rFonts w:ascii="맑은 고딕" w:hAnsi="맑은 고딕" w:eastAsia="맑은 고딕"/>
+          <w:b/>
+          <w:color w:val="1E3A8A"/>
+          <w:sz w:val="24"/>
+        </w:rPr>
+        <w:t>4. 주요 수록곡 및 감상 제언</w:t>
+      </w:r>
+    </w:p>
+    <w:p>
+      <w:pPr>
+        <w:spacing w:line="324" w:lineRule="auto" w:after="80"/>
+      </w:pPr>
+      <w:r>
+        <w:rPr w:rFonts="맑은 고딕">
+          <w:rFonts w:ascii="맑은 고딕" w:hAnsi="맑은 고딕" w:eastAsia="맑은 고딕"/>
+          <w:b w:val="0"/>
+          <w:color w:val="6B7280"/>
+          <w:sz w:val="21"/>
+        </w:rPr>
+        <w:t xml:space="preserve">· </w:t>
+      </w:r>
+      <w:r>
+        <w:rPr w:rFonts="맑은 고딕">
+          <w:rFonts w:ascii="맑은 고딕" w:hAnsi="맑은 고딕" w:eastAsia="맑은 고딕"/>
+          <w:b/>
+          <w:color w:val="1F2937"/>
+          <w:sz w:val="21"/>
+        </w:rPr>
+        <w:t xml:space="preserve">주요 수록곡 특징: </w:t>
+      </w:r>
+      <w:r>
+        <w:rPr w:rFonts="맑은 고딕">
+          <w:rFonts w:ascii="맑은 고딕" w:hAnsi="맑은 고딕" w:eastAsia="맑은 고딕"/>
+          <w:b w:val="0"/>
+          <w:sz w:val="21"/>
+        </w:rPr>
+        <w:t>심장을 쥐어짜는 듯한 절규 속에 절절한 순정이 배어 있는 'Piece of My Heart', 서정적인 어쿠스틱 선율 위에 자유를 갈망하는 애틋한 시선을 담은 'Me and Bobby McGee', 그리고 신을 향해 인간의 쓸쓸한 욕망을 무반주로 토로한 'Mercedes Benz' 등 조플린의 영혼이 빚어낸 명곡들이 수록되어 있습니다. 또한 거슈윈의 고전을 블루스로 재해석한 'Summertime'은 클래식과 팝의 경계를 허무는 숭고한 카타르시스를 선사합니다.</w:t>
+      </w:r>
+    </w:p>
+    <w:p>
+      <w:pPr>
+        <w:spacing w:line="324" w:lineRule="auto" w:after="80"/>
+      </w:pPr>
+      <w:r>
+        <w:rPr w:rFonts="맑은 고딕">
+          <w:rFonts w:ascii="맑은 고딕" w:hAnsi="맑은 고딕" w:eastAsia="맑은 고딕"/>
+          <w:b w:val="0"/>
+          <w:color w:val="6B7280"/>
+          <w:sz w:val="21"/>
+        </w:rPr>
+        <w:t xml:space="preserve">· </w:t>
+      </w:r>
+      <w:r>
+        <w:rPr w:rFonts="맑은 고딕">
+          <w:rFonts w:ascii="맑은 고딕" w:hAnsi="맑은 고딕" w:eastAsia="맑은 고딕"/>
+          <w:b/>
+          <w:color w:val="1F2937"/>
+          <w:sz w:val="21"/>
+        </w:rPr>
+        <w:t xml:space="preserve">빈티지 감상 제언: </w:t>
+      </w:r>
+      <w:r>
+        <w:rPr w:rFonts="맑은 고딕">
+          <w:rFonts w:ascii="맑은 고딕" w:hAnsi="맑은 고딕" w:eastAsia="맑은 고딕"/>
+          <w:b w:val="0"/>
+          <w:sz w:val="21"/>
+        </w:rPr>
+        <w:t>바이닐의 소리골을 타고 흐르는 특유의 따스한 질감은 조플린 음성의 거친 입자감과 가쁜 숨결을 손에 잡힐 듯 생생하게 살려냅니다. 진공관 앰프 특유의 포근한 배음과 턴테이블의 아날로그 사운드는 그녀의 포효 뒤에 숨은 서글픈 온기를 극대화하여, 마치 1960년대 연기 자욱한 작은 클럽 맨 앞자리에서 마주하는 듯한 짙은 현장감을 안겨줍니다.</w:t>
+      </w:r>
+    </w:p>
+    <w:p>
+      <w:pPr>
+        <w:spacing w:line="324" w:lineRule="auto" w:after="80"/>
+      </w:pPr>
+      <w:r>
+        <w:rPr w:rFonts="맑은 고딕">
+          <w:rFonts w:ascii="맑은 고딕" w:hAnsi="맑은 고딕" w:eastAsia="맑은 고딕"/>
+          <w:b w:val="0"/>
+          <w:color w:val="6B7280"/>
+          <w:sz w:val="21"/>
+        </w:rPr>
+        <w:t xml:space="preserve">· </w:t>
+      </w:r>
+      <w:r>
+        <w:rPr w:rFonts="맑은 고딕">
+          <w:rFonts w:ascii="맑은 고딕" w:hAnsi="맑은 고딕" w:eastAsia="맑은 고딕"/>
+          <w:b/>
+          <w:color w:val="1F2937"/>
+          <w:sz w:val="21"/>
+        </w:rPr>
+        <w:t xml:space="preserve">소장 가치: </w:t>
+      </w:r>
+      <w:r>
+        <w:rPr w:rFonts="맑은 고딕">
+          <w:rFonts w:ascii="맑은 고딕" w:hAnsi="맑은 고딕" w:eastAsia="맑은 고딕"/>
+          <w:b w:val="0"/>
+          <w:sz w:val="21"/>
+        </w:rPr>
+        <w:t>짧은 생애 동안 단 네 장의 정규 음반만을 남기고 떠난 재니스 조플린의 핵심을 아날로그 포맷으로 온전히 품을 수 있다는 점에서 대체 불가능한 소장 가치를 지닙니다. 시대의 아픔을 예술로 승화시키고 스물일곱의 나이에 별이 된 전설의 목소리를 바이닐의 온기로 소장하는 것은 모든 음악 애호가에게 각별한 위로이자 축복이 될 것입니다.</w:t>
+      </w:r>
+    </w:p>
+    <w:p>
+      <w:pPr>
+        <w:spacing w:line="324" w:lineRule="auto" w:after="120" w:before="160"/>
+      </w:pPr>
+      <w:r>
+        <w:rPr w:rFonts="맑은 고딕">
+          <w:rFonts w:ascii="맑은 고딕" w:hAnsi="맑은 고딕" w:eastAsia="맑은 고딕"/>
+          <w:b/>
+          <w:color w:val="4338CA"/>
+          <w:sz w:val="21"/>
+        </w:rPr>
+        <w:t>이 음반을 통해 온 영혼을 바쳐 부른 재니스 조플린의 절절한 절규와 따스한 위로가 전해주는 감동을 다시 한번 경험해 보시는 것은 어떨까요?</w:t>
       </w:r>
     </w:p>
     <w:sectPr>
       <w:pgSz w:w="12240" w:h="15840"/>
-      <w:pgMar w:top="1440" w:right="1440" w:bottom="1440" w:left="1440" w:header="720" w:footer="720" w:gutter="0"/>
+      <w:pgMar w:top="1152" w:right="1296" w:bottom="1152" w:left="1296" w:header="720" w:footer="720" w:gutter="0"/>
       <w:cols w:space="720"/>
       <w:docGrid w:linePitch="360"/>
     </w:sectPr>

--- a/word_reports/LP_0180_위치_338_Janis Joplin_Janis Joplin.docx
+++ b/word_reports/LP_0180_위치_338_Janis Joplin_Janis Joplin.docx
@@ -32,7 +32,7 @@
     </w:p>
     <w:p>
       <w:pPr>
-        <w:spacing w:line="324" w:lineRule="auto" w:before="80" w:after="160"/>
+        <w:spacing w:line="324" w:lineRule="auto" w:before="80" w:after="120"/>
       </w:pPr>
       <w:r>
         <w:rPr w:rFonts="맑은 고딕">
@@ -42,13 +42,6 @@
           <w:sz w:val="22"/>
         </w:rPr>
         <w:t xml:space="preserve">[음반 소개] </w:t>
-      </w:r>
-      <w:r>
-        <w:rPr w:rFonts="맑은 고딕">
-          <w:rFonts w:ascii="맑은 고딕" w:hAnsi="맑은 고딕" w:eastAsia="맑은 고딕"/>
-          <w:b w:val="0"/>
-          <w:sz w:val="21"/>
-        </w:rPr>
       </w:r>
     </w:p>
     <w:p>
@@ -61,7 +54,33 @@
           <w:b w:val="0"/>
           <w:sz w:val="21"/>
         </w:rPr>
-        <w:t>록 음악의 거친 파도 속에서 자신의 온 영혼을 불사르며 시대를 노래했던 불멸의 여제, 재니스 조플린의 정수가 이 한 장의 바이닐에 오롯이 응축되어 있습니다. 거친 절규 속에서도 처연하도록 아름다운 슬픔을 길어 올린 그녀의 목소리는 반세기가 지난 오늘날에도 여전히 듣는 이의 심장을 깊게 파고듭니다. Big Brother and the Holding Company 시절부터 사후 발매된 불후의 명반 'Pearl'에 이르기까지, 짧지만 찬란했던 그녀의 생애가 남긴 찬연한 음악적 파편들이 장엄한 파노라마처럼 펼쳐집니다. 이 음반은 단순한 히트곡의 나열을 넘어, 상처 입은 영혼이 토해낸 순수한 예술적 해방의 기록이자 팝 음악사가 바치는 가장 숭고한 헌사입니다.</w:t>
+        <w:t>1960년대 말, 격동과 혼돈 속에서 피어난 히피 문화의 한복판에는 자신의 온 영혼을 제단에 바치듯 노래했던 한 여성이 있었습니다. 재니스 조플린(Janis Joplin), 그녀는 백인 여성이라는 외적 한계를 완전히 부수어 버리고 흑인의 깊은 한(恨)과 영혼이 서린 흑인 블루스를 날것 그대로의 거친 숨결로 토해낸 록 역사상 가장 독보적인 아티스트였습니다. 스스로를 한 자루의 촛불처럼 태워버린 채 27세라는 꽃다운 나이에 세상을 떠났지만, 그녀가 세상에 남긴 울부짖음은 수십 년이 흐른 지금까지도 청자들의 가슴 밑바닥을 뒤흔드는 서정적 전율로 남아 있습니다.</w:t>
+      </w:r>
+    </w:p>
+    <w:p>
+      <w:pPr>
+        <w:spacing w:line="324" w:lineRule="auto" w:after="120"/>
+      </w:pPr>
+      <w:r>
+        <w:rPr w:rFonts="맑은 고딕">
+          <w:rFonts w:ascii="맑은 고딕" w:hAnsi="맑은 고딕" w:eastAsia="맑은 고딕"/>
+          <w:b w:val="0"/>
+          <w:sz w:val="21"/>
+        </w:rPr>
+        <w:t>1973년 컬럼비아 레코드를 통해 발매된 본작 《Janis Joplin's Greatest Hits》는 그녀의 갑작스러운 죽음 이후 남겨진 음악적 유산을 가장 품격 있고 찬란하게 갈무리한 기념비적 음반입니다. 빅 브라더 앤 더 홀딩 컴퍼니(Big Brother and the Holding Company) 시절의 원초적 사이키델릭 블루스부터 코즈믹 블루스 밴드, 그리고 사후 발매되어 세계를 울린 유작 《Pearl》의 풀 틸트 부기 밴드 시절 명곡들까지, 그녀가 세상과 부딪히며 남긴 상처와 환희의 궤적을 완벽한 흐름으로 엮어냈습니다. 단순한 히트곡의 나열을 넘어 한 천재 예술가의 짧지만 격정적이었던 생애 전체를 압축해 놓은 한 편의 비극적 서사시라 평할 수 있습니다.</w:t>
+      </w:r>
+    </w:p>
+    <w:p>
+      <w:pPr>
+        <w:spacing w:line="324" w:lineRule="auto" w:after="120"/>
+      </w:pPr>
+      <w:r>
+        <w:rPr w:rFonts="맑은 고딕">
+          <w:rFonts w:ascii="맑은 고딕" w:hAnsi="맑은 고딕" w:eastAsia="맑은 고딕"/>
+          <w:b w:val="0"/>
+          <w:sz w:val="21"/>
+        </w:rPr>
+        <w:t>재니스 조플린에게 노래는 기교나 연출이 아닌, 존재의 증명이자 처절한 구원의 몸짓이었습니다. 갈라지고 긁히는 듯한 허스키 보이스 속에는 지독한 외로움과 사랑에 대한 갈구, 그리고 억압된 시대를 향한 자유의 갈망이 고스란히 배어 있습니다. 진공관의 따스한 온기를 타고 흐르는 바이닐의 미세한 소음조차 그녀의 떨리는 숨소리와 뒤섞여 하나의 예술이 되는 이 음반은, 세월의 풍파 속에서도 결코 바래지 않는 영혼의 진정성이 무엇인지를 우리에게 웅변하고 있습니다.</w:t>
       </w:r>
     </w:p>
     <w:p>
@@ -168,7 +187,7 @@
           <w:b w:val="0"/>
           <w:sz w:val="21"/>
         </w:rPr>
-        <w:t>1973년 7월 컬럼비아 레코드(Columbia Records)를 통해 발매된 공식 컴필레이션 앨범으로, 조플린의 사후 그녀의 불꽃같던 음악 여정을 기리고 영원히 보존하기 위해 기획된 기념비적 앤솔러지 음반입니다.</w:t>
+        <w:t>1973년 사후 발매된 공식 컴필레이션 앨범으로, 컬럼비아 레코드(Columbia Records)의 정교한 프로덕션을 통해 아티스트의 음악적 황금기를 완벽하게 집대성한 명반입니다.</w:t>
       </w:r>
     </w:p>
     <w:p>
@@ -199,7 +218,7 @@
           <w:b w:val="0"/>
           <w:sz w:val="21"/>
         </w:rPr>
-        <w:t>발매 직후 빌보드 200 차트 상위권에 안착하여 장기간 스테디셀러로 사랑받았으며, 미국레코드산업협회(RIAA)로부터 8× 플래티넘(800만 장 이상 판매) 인증을 획득하며 대중적 폭발력과 영속적인 생명력을 증명하였습니다.</w:t>
+        <w:t>발매 직후 빌보드 200 차트 상위권에 안착하였으며, 미국 음반 산업 협회(RIAA)로부터 900만 장 이상의 판매고를 인정받아 ‘9× 플래티넘(9× Platinum)’을 기록한 팝 역사상 가장 성공적인 베스트 음반 중 하나입니다.</w:t>
       </w:r>
     </w:p>
     <w:p>
@@ -230,7 +249,7 @@
           <w:b w:val="0"/>
           <w:sz w:val="21"/>
         </w:rPr>
-        <w:t>롤링 스톤 선정 '역사상 가장 위대한 앨범' 계열에 꾸준히 언급되는 기반이 되었으며, 사후 로큰롤 명예의 전당(1995년) 헌액 및 그래미 평생공로상(2005년)으로 이어진 그녀의 전설적 위상을 가장 대중적으로 확인시켜 주는 명반으로 평가받고 있습니다.</w:t>
+        <w:t>롤링 스톤 선정 '역사상 가장 위대한 아티스트', 그래미 평생 공로상(사후 수여), 1995년 로큰롤 명예의 전당(Rock and Roll Hall of Fame) 헌액 등 대중음악사에 영구히 남을 최고의 찬사를 받았습니다.</w:t>
       </w:r>
     </w:p>
     <w:p>
@@ -337,7 +356,7 @@
           <w:b w:val="0"/>
           <w:sz w:val="21"/>
         </w:rPr>
-        <w:t>솔로 (Big Brother and the Holding Company, Kozmic Blues Band, Full Tilt Boogie Band 리드 보컬)</w:t>
+        <w:t>솔로 (Big Brother and the Holding Company, Kozmic Blues Band, Full Tilt Boogie Band 프런트우먼)</w:t>
       </w:r>
     </w:p>
     <w:p>
@@ -368,7 +387,7 @@
           <w:b w:val="0"/>
           <w:sz w:val="21"/>
         </w:rPr>
-        <w:t>백인 여성 보컬의 한계를 깨부수고 독보적인 블루스 감성과 폭발적인 샤우팅으로 1960년대 반문화(Counterculture) 운동의 중심에 섰던 전설적인 예술가입니다. 거칠고 쉰 듯한 음색 이면에 자리한 깊은 취약성과 지독한 고독을 가감 없이 음악으로 승화시키며 록 역사상 최초이자 최고의 여성 록스타로 영원히 기억되고 있습니다.</w:t>
+        <w:t>재니스 조플린은 블루스와 솔, 사이키델릭 록의 경계를 허물며 대중음악 역사상 가장 원초적이고 폭발적인 감정을 전한 독보적인 보컬리스트입니다. 여성 록 보컬의 새로운 지평을 열었으며, 온몸을 내던지는 파괴적인 가창과 깊은 고독이 묻어나는 음색으로 1960년대 반문화(Counterculture) 운동의 상징이자 영원한 자유의 표상으로 남아 있습니다.</w:t>
       </w:r>
     </w:p>
     <w:p>
@@ -413,7 +432,7 @@
           <w:b w:val="0"/>
           <w:sz w:val="21"/>
         </w:rPr>
-        <w:t>블루스와 사이키델릭 록, 소울이 격정적으로 교차하던 1960년대 후반의 정점을 집대성한 음반으로, 재니스 조플린이라는 아티스트가 남긴 음악적 궤적의 완성도를 가장 압축적으로 조망할 수 있는 마스터피스입니다. 스튜디오 레코딩의 정교한 매력과 라이브 트랙의 폭발적인 생명력이 유려하게 엮여 있어 팝 역사상 가장 완성도 높은 베스트 앨범 중 하나로 확고한 의의를 지닙니다.</w:t>
+        <w:t>사후 제작된 컴필레이션 앨범의 가장 이상적인 전형으로 꼽힙니다. 1960년대 후반 록 르네상스 시대를 관통하며 블루스 록이 도달할 수 있었던 감정적 순수성의 정점을 포착하고 있으며, 그녀의 짧은 디스코그래피를 가장 완벽한 서사 구조로 복원해 낸 음악사적 가치를 지닙니다.</w:t>
       </w:r>
     </w:p>
     <w:p>
@@ -444,7 +463,7 @@
           <w:b w:val="0"/>
           <w:sz w:val="21"/>
         </w:rPr>
-        <w:t>사랑과 평화, 자유를 부르짖던 히피 무브먼트의 찬란한 빛과 그 이면에 드리운 청춘들의 방황 및 실존적 고뇌가 고스란히 각인되어 있습니다. 우드스탁 페스티벌의 열기와 샌프란시스코 하이트-애쉬베리의 사이키델릭한 공기를 머금은 이 음반은, 격동의 시대를 온몸으로 버텨내며 노래했던 젊은 날의 순수한 열정과 서글픈 비애를 고스란히 전해줍니다.</w:t>
+        <w:t>베트남 전쟁의 불안과 기성세대의 위선에 맞서 '사랑과 평화'를 노래했던 1960년대 청년 문화의 낭만과 고뇌가 음구(Groove)마다 아로새겨져 있습니다. 몬터레이 팝 페스티벌과 우드스탁의 열기 속에서 방황하던 당대 젊은이들의 상처 입은 내면을 어루만져 주었던 시대의 자화상이자, 한 고독한 영혼이 남긴 순수한 비명이 담겨 있습니다.</w:t>
       </w:r>
     </w:p>
     <w:p>
@@ -489,7 +508,130 @@
           <w:b w:val="0"/>
           <w:sz w:val="21"/>
         </w:rPr>
-        <w:t>심장을 쥐어짜는 듯한 절규 속에 절절한 순정이 배어 있는 'Piece of My Heart', 서정적인 어쿠스틱 선율 위에 자유를 갈망하는 애틋한 시선을 담은 'Me and Bobby McGee', 그리고 신을 향해 인간의 쓸쓸한 욕망을 무반주로 토로한 'Mercedes Benz' 등 조플린의 영혼이 빚어낸 명곡들이 수록되어 있습니다. 또한 거슈윈의 고전을 블루스로 재해석한 'Summertime'은 클래식과 팝의 경계를 허무는 숭고한 카타르시스를 선사합니다.</w:t>
+      </w:r>
+    </w:p>
+    <w:p>
+      <w:pPr>
+        <w:spacing w:line="324" w:lineRule="auto" w:after="80"/>
+      </w:pPr>
+      <w:r>
+        <w:rPr w:rFonts="맑은 고딕">
+          <w:rFonts w:ascii="맑은 고딕" w:hAnsi="맑은 고딕" w:eastAsia="맑은 고딕"/>
+          <w:b w:val="0"/>
+          <w:color w:val="6B7280"/>
+          <w:sz w:val="21"/>
+        </w:rPr>
+        <w:t xml:space="preserve">· </w:t>
+      </w:r>
+      <w:r>
+        <w:rPr w:rFonts="맑은 고딕">
+          <w:rFonts w:ascii="맑은 고딕" w:hAnsi="맑은 고딕" w:eastAsia="맑은 고딕"/>
+          <w:b/>
+          <w:color w:val="1F2937"/>
+          <w:sz w:val="21"/>
+        </w:rPr>
+        <w:t xml:space="preserve">"Piece of My Heart": </w:t>
+      </w:r>
+      <w:r>
+        <w:rPr w:rFonts="맑은 고딕">
+          <w:rFonts w:ascii="맑은 고딕" w:hAnsi="맑은 고딕" w:eastAsia="맑은 고딕"/>
+          <w:b w:val="0"/>
+          <w:sz w:val="21"/>
+        </w:rPr>
+        <w:t>심장을 쥐어짜듯 터져 나오는 절규와 날 선 블루스 기타 리프가 교차하며 극적인 감정의 카타르시스를 선사하는 곡입니다.</w:t>
+      </w:r>
+    </w:p>
+    <w:p>
+      <w:pPr>
+        <w:spacing w:line="324" w:lineRule="auto" w:after="80"/>
+      </w:pPr>
+      <w:r>
+        <w:rPr w:rFonts="맑은 고딕">
+          <w:rFonts w:ascii="맑은 고딕" w:hAnsi="맑은 고딕" w:eastAsia="맑은 고딕"/>
+          <w:b w:val="0"/>
+          <w:color w:val="6B7280"/>
+          <w:sz w:val="21"/>
+        </w:rPr>
+        <w:t xml:space="preserve">· </w:t>
+      </w:r>
+      <w:r>
+        <w:rPr w:rFonts="맑은 고딕">
+          <w:rFonts w:ascii="맑은 고딕" w:hAnsi="맑은 고딕" w:eastAsia="맑은 고딕"/>
+          <w:b/>
+          <w:color w:val="1F2937"/>
+          <w:sz w:val="21"/>
+        </w:rPr>
+        <w:t xml:space="preserve">"Me and Bobby McGee": </w:t>
+      </w:r>
+      <w:r>
+        <w:rPr w:rFonts="맑은 고딕">
+          <w:rFonts w:ascii="맑은 고딕" w:hAnsi="맑은 고딕" w:eastAsia="맑은 고딕"/>
+          <w:b w:val="0"/>
+          <w:sz w:val="21"/>
+        </w:rPr>
+        <w:t>크리스 크리스토퍼슨의 곡을 재해석하여, 자유의 쓸쓸함과 방랑의 정서를 어쿠스틱하면서도 웅장한 호흡으로 풀어낸 그녀의 대표적인 빌보드 1위 명곡입니다.</w:t>
+      </w:r>
+    </w:p>
+    <w:p>
+      <w:pPr>
+        <w:spacing w:line="324" w:lineRule="auto" w:after="80"/>
+      </w:pPr>
+      <w:r>
+        <w:rPr w:rFonts="맑은 고딕">
+          <w:rFonts w:ascii="맑은 고딕" w:hAnsi="맑은 고딕" w:eastAsia="맑은 고딕"/>
+          <w:b w:val="0"/>
+          <w:color w:val="6B7280"/>
+          <w:sz w:val="21"/>
+        </w:rPr>
+        <w:t xml:space="preserve">· </w:t>
+      </w:r>
+      <w:r>
+        <w:rPr w:rFonts="맑은 고딕">
+          <w:rFonts w:ascii="맑은 고딕" w:hAnsi="맑은 고딕" w:eastAsia="맑은 고딕"/>
+          <w:b/>
+          <w:color w:val="1F2937"/>
+          <w:sz w:val="21"/>
+        </w:rPr>
+        <w:t xml:space="preserve">"Summertime": </w:t>
+      </w:r>
+      <w:r>
+        <w:rPr w:rFonts="맑은 고딕">
+          <w:rFonts w:ascii="맑은 고딕" w:hAnsi="맑은 고딕" w:eastAsia="맑은 고딕"/>
+          <w:b w:val="0"/>
+          <w:sz w:val="21"/>
+        </w:rPr>
+        <w:t>조지 거슈윈의 고전을 극도로 몽환적이고 처연한 사이키델릭 블루스로 탈바꿈시킨 예술적 완성도가 돋보이는 트랙입니다.</w:t>
+      </w:r>
+    </w:p>
+    <w:p>
+      <w:pPr>
+        <w:spacing w:line="324" w:lineRule="auto" w:after="80"/>
+      </w:pPr>
+      <w:r>
+        <w:rPr w:rFonts="맑은 고딕">
+          <w:rFonts w:ascii="맑은 고딕" w:hAnsi="맑은 고딕" w:eastAsia="맑은 고딕"/>
+          <w:b w:val="0"/>
+          <w:color w:val="6B7280"/>
+          <w:sz w:val="21"/>
+        </w:rPr>
+        <w:t xml:space="preserve">· </w:t>
+      </w:r>
+      <w:r>
+        <w:rPr w:rFonts="맑은 고딕">
+          <w:rFonts w:ascii="맑은 고딕" w:hAnsi="맑은 고딕" w:eastAsia="맑은 고딕"/>
+          <w:b/>
+          <w:color w:val="1F2937"/>
+          <w:sz w:val="21"/>
+        </w:rPr>
+        <w:t xml:space="preserve">"Cry Baby": </w:t>
+      </w:r>
+      <w:r>
+        <w:rPr w:rFonts="맑은 고딕">
+          <w:rFonts w:ascii="맑은 고딕" w:hAnsi="맑은 고딕" w:eastAsia="맑은 고딕"/>
+          <w:b w:val="0"/>
+          <w:sz w:val="21"/>
+        </w:rPr>
+        <w:t>사랑의 갈증과 절망을 극적인 다이내믹으로 쏟아부으며 청자의 영혼을 무장해제시키는 보컬의 정수를 보여줍니다.</w:t>
       </w:r>
     </w:p>
     <w:p>
@@ -520,7 +662,7 @@
           <w:b w:val="0"/>
           <w:sz w:val="21"/>
         </w:rPr>
-        <w:t>바이닐의 소리골을 타고 흐르는 특유의 따스한 질감은 조플린 음성의 거친 입자감과 가쁜 숨결을 손에 잡힐 듯 생생하게 살려냅니다. 진공관 앰프 특유의 포근한 배음과 턴테이블의 아날로그 사운드는 그녀의 포효 뒤에 숨은 서글픈 온기를 극대화하여, 마치 1960년대 연기 자욱한 작은 클럽 맨 앞자리에서 마주하는 듯한 짙은 현장감을 안겨줍니다.</w:t>
+        <w:t>본 음반은 아날로그 턴테이블과 진공관 앰프의 조합에서 최상의 음악적 감동을 선사합니다. 재니스의 목소리가 포화(Saturation) 상태에 이를 때 느껴지는 미세한 배음과 잔향, 그리고 거친 숨결의 질감은 디지털 음원에서는 결코 흉내 낼 수 없는 아날로그만의 매력입니다. 중음역의 질감이 두텁고 따스한 스피커를 통해 볼륨을 충분히 높여 감상하시면, 리스닝 룸 가득 채워지는 그녀의 생생한 숨결을 온몸으로 체감하실 수 있습니다.</w:t>
       </w:r>
     </w:p>
     <w:p>
@@ -551,7 +693,7 @@
           <w:b w:val="0"/>
           <w:sz w:val="21"/>
         </w:rPr>
-        <w:t>짧은 생애 동안 단 네 장의 정규 음반만을 남기고 떠난 재니스 조플린의 핵심을 아날로그 포맷으로 온전히 품을 수 있다는 점에서 대체 불가능한 소장 가치를 지닙니다. 시대의 아픔을 예술로 승화시키고 스물일곱의 나이에 별이 된 전설의 목소리를 바이닐의 온기로 소장하는 것은 모든 음악 애호가에게 각별한 위로이자 축복이 될 것입니다.</w:t>
+        <w:t>'27세 클럽'의 비극적인 천재가 남긴 음악적 정수를 단 한 장의 바이닐로 오롯이 소유할 수 있다는 점만으로도 컬렉터들에게는 대체 불가능한 필청 음반입니다. 1970년대 오리지널 아날로그 프레싱 특유의 깊고 묵직한 베이스 톤과 가슴을 저미는 생생한 공간감은 영구 소장의 충분한 이유가 됩니다.</w:t>
       </w:r>
     </w:p>
     <w:p>
@@ -565,7 +707,7 @@
           <w:color w:val="4338CA"/>
           <w:sz w:val="21"/>
         </w:rPr>
-        <w:t>이 음반을 통해 온 영혼을 바쳐 부른 재니스 조플린의 절절한 절규와 따스한 위로가 전해주는 감동을 다시 한번 경험해 보시는 것은 어떨까요?</w:t>
+        <w:t>이 음반을 통해 온몸을 불사르며 노래했던 불꽃같은 영혼, 재니스 조플린이 시대를 초월하여 전해주는 감동을 다시 한번 경험해 보시는 것은 어떨까요?</w:t>
       </w:r>
     </w:p>
     <w:sectPr>
